--- a/ingestion/tests/fixtures/mock_icd.docx
+++ b/ingestion/tests/fixtures/mock_icd.docx
@@ -21,6 +21,19 @@
     <w:p>
       <w:r>
         <w:t>The 3.3V rail shall maintain output regulation within +/-2% under full rated load, verified per test procedure TP-114.</w:t>
+      </w:r>
+    </w:p>
+    <w:p>
+      <w:pPr>
+        <w:pStyle w:val="Heading3"/>
+      </w:pPr>
+      <w:r>
+        <w:t>Ripple Sub-Requirement</w:t>
+      </w:r>
+    </w:p>
+    <w:p>
+      <w:r>
+        <w:t>Output ripple on the 3.3V rail shall not exceed 50mV peak-to-peak, measured per test procedure TP-114a.</w:t>
       </w:r>
     </w:p>
     <w:p>
